--- a/posts/ann-classification1/index.docx
+++ b/posts/ann-classification1/index.docx
@@ -64,7 +64,7 @@
         <w:t xml:space="preserve">Incomplete</w:t>
       </w:r>
     </w:p>
-    <w:bookmarkStart w:id="32" w:name="binary-classification"/>
+    <w:bookmarkStart w:id="21" w:name="binary-classification"/>
     <w:p>
       <w:pPr>
         <w:pStyle w:val="Heading2"/>
@@ -1142,18 +1142,18 @@
           <wp:inline>
             <wp:extent cx="4238625" cy="3476625"/>
             <wp:effectExtent b="0" l="0" r="0" t="0"/>
-            <wp:docPr descr="" title="" id="21" name="Picture"/>
+            <wp:docPr descr="" title="" id="10" name="Picture"/>
             <a:graphic>
               <a:graphicData uri="http://schemas.openxmlformats.org/drawingml/2006/picture">
                 <pic:pic>
                   <pic:nvPicPr>
-                    <pic:cNvPr descr="index_files/figure-docx/cell-2-output-1.png" id="22" name="Picture"/>
+                    <pic:cNvPr descr="index_files/figure-docx/cell-2-output-1.png" id="11" name="Picture"/>
                     <pic:cNvPicPr>
                       <a:picLocks noChangeArrowheads="1" noChangeAspect="1"/>
                     </pic:cNvPicPr>
                   </pic:nvPicPr>
                   <pic:blipFill>
-                    <a:blip r:embed="rId20"/>
+                    <a:blip r:embed="rId9"/>
                     <a:stretch>
                       <a:fillRect/>
                     </a:stretch>
@@ -1197,18 +1197,18 @@
           <wp:inline>
             <wp:extent cx="5334000" cy="2627726"/>
             <wp:effectExtent b="0" l="0" r="0" t="0"/>
-            <wp:docPr descr="" title="" id="24" name="Picture"/>
+            <wp:docPr descr="" title="" id="13" name="Picture"/>
             <a:graphic>
               <a:graphicData uri="http://schemas.openxmlformats.org/drawingml/2006/picture">
                 <pic:pic>
                   <pic:nvPicPr>
-                    <pic:cNvPr descr="index_files/figure-docx/cell-3-output-1.png" id="25" name="Picture"/>
+                    <pic:cNvPr descr="index_files/figure-docx/cell-3-output-1.png" id="14" name="Picture"/>
                     <pic:cNvPicPr>
                       <a:picLocks noChangeArrowheads="1" noChangeAspect="1"/>
                     </pic:cNvPicPr>
                   </pic:nvPicPr>
                   <pic:blipFill>
-                    <a:blip r:embed="rId23"/>
+                    <a:blip r:embed="rId12"/>
                     <a:stretch>
                       <a:fillRect/>
                     </a:stretch>
@@ -1879,18 +1879,18 @@
           <wp:inline>
             <wp:extent cx="4371975" cy="3448050"/>
             <wp:effectExtent b="0" l="0" r="0" t="0"/>
-            <wp:docPr descr="" title="" id="27" name="Picture"/>
+            <wp:docPr descr="" title="" id="16" name="Picture"/>
             <a:graphic>
               <a:graphicData uri="http://schemas.openxmlformats.org/drawingml/2006/picture">
                 <pic:pic>
                   <pic:nvPicPr>
-                    <pic:cNvPr descr="index_files/figure-docx/cell-5-output-1.png" id="28" name="Picture"/>
+                    <pic:cNvPr descr="index_files/figure-docx/cell-5-output-1.png" id="17" name="Picture"/>
                     <pic:cNvPicPr>
                       <a:picLocks noChangeArrowheads="1" noChangeAspect="1"/>
                     </pic:cNvPicPr>
                   </pic:nvPicPr>
                   <pic:blipFill>
-                    <a:blip r:embed="rId26"/>
+                    <a:blip r:embed="rId15"/>
                     <a:stretch>
                       <a:fillRect/>
                     </a:stretch>
@@ -2500,18 +2500,18 @@
           <wp:inline>
             <wp:extent cx="4048125" cy="3448050"/>
             <wp:effectExtent b="0" l="0" r="0" t="0"/>
-            <wp:docPr descr="" title="" id="30" name="Picture"/>
+            <wp:docPr descr="" title="" id="19" name="Picture"/>
             <a:graphic>
               <a:graphicData uri="http://schemas.openxmlformats.org/drawingml/2006/picture">
                 <pic:pic>
                   <pic:nvPicPr>
-                    <pic:cNvPr descr="index_files/figure-docx/cell-6-output-1.png" id="31" name="Picture"/>
+                    <pic:cNvPr descr="index_files/figure-docx/cell-6-output-1.png" id="20" name="Picture"/>
                     <pic:cNvPicPr>
                       <a:picLocks noChangeArrowheads="1" noChangeAspect="1"/>
                     </pic:cNvPicPr>
                   </pic:nvPicPr>
                   <pic:blipFill>
-                    <a:blip r:embed="rId29"/>
+                    <a:blip r:embed="rId18"/>
                     <a:stretch>
                       <a:fillRect/>
                     </a:stretch>
@@ -2538,8 +2538,8 @@
         </w:drawing>
       </w:r>
     </w:p>
-    <w:bookmarkEnd w:id="32"/>
-    <w:bookmarkStart w:id="40" w:name="multiclass-classification"/>
+    <w:bookmarkEnd w:id="21"/>
+    <w:bookmarkStart w:id="29" w:name="multiclass-classification"/>
     <w:p>
       <w:pPr>
         <w:pStyle w:val="Heading2"/>
@@ -2663,18 +2663,18 @@
           <wp:inline>
             <wp:extent cx="5334000" cy="4670345"/>
             <wp:effectExtent b="0" l="0" r="0" t="0"/>
-            <wp:docPr descr="" title="" id="34" name="Picture"/>
+            <wp:docPr descr="" title="" id="23" name="Picture"/>
             <a:graphic>
               <a:graphicData uri="http://schemas.openxmlformats.org/drawingml/2006/picture">
                 <pic:pic>
                   <pic:nvPicPr>
-                    <pic:cNvPr descr="index_files/figure-docx/cell-7-output-1.png" id="35" name="Picture"/>
+                    <pic:cNvPr descr="index_files/figure-docx/cell-7-output-1.png" id="24" name="Picture"/>
                     <pic:cNvPicPr>
                       <a:picLocks noChangeArrowheads="1" noChangeAspect="1"/>
                     </pic:cNvPicPr>
                   </pic:nvPicPr>
                   <pic:blipFill>
-                    <a:blip r:embed="rId33"/>
+                    <a:blip r:embed="rId22"/>
                     <a:stretch>
                       <a:fillRect/>
                     </a:stretch>
@@ -2701,7 +2701,7 @@
         </w:drawing>
       </w:r>
     </w:p>
-    <w:bookmarkStart w:id="39" w:name="data-pre-process"/>
+    <w:bookmarkStart w:id="28" w:name="data-pre-process"/>
     <w:p>
       <w:pPr>
         <w:pStyle w:val="Heading3"/>
@@ -4010,18 +4010,18 @@
           <wp:inline>
             <wp:extent cx="5334000" cy="2716784"/>
             <wp:effectExtent b="0" l="0" r="0" t="0"/>
-            <wp:docPr descr="" title="" id="37" name="Picture"/>
+            <wp:docPr descr="" title="" id="26" name="Picture"/>
             <a:graphic>
               <a:graphicData uri="http://schemas.openxmlformats.org/drawingml/2006/picture">
                 <pic:pic>
                   <pic:nvPicPr>
-                    <pic:cNvPr descr="index_files/figure-docx/cell-10-output-1.png" id="38" name="Picture"/>
+                    <pic:cNvPr descr="index_files/figure-docx/cell-10-output-1.png" id="27" name="Picture"/>
                     <pic:cNvPicPr>
                       <a:picLocks noChangeArrowheads="1" noChangeAspect="1"/>
                     </pic:cNvPicPr>
                   </pic:nvPicPr>
                   <pic:blipFill>
-                    <a:blip r:embed="rId36"/>
+                    <a:blip r:embed="rId25"/>
                     <a:stretch>
                       <a:fillRect/>
                     </a:stretch>
@@ -4048,8 +4048,8 @@
         </w:drawing>
       </w:r>
     </w:p>
-    <w:bookmarkEnd w:id="39"/>
-    <w:bookmarkEnd w:id="40"/>
+    <w:bookmarkEnd w:id="28"/>
+    <w:bookmarkEnd w:id="29"/>
     <w:sectPr>
       <w:footnotePr>
         <w:numRestart w:val="eachSect"/>
@@ -4171,10 +4171,10 @@
   <w:docDefaults>
     <w:rPrDefault>
       <w:rPr>
-        <w:rFonts w:asciiTheme="minorHAnsi" w:cstheme="minorBidi" w:eastAsiaTheme="minorHAnsi" w:hAnsiTheme="minorHAnsi"/>
+        <w:rFonts w:asciiTheme="minorHAnsi" w:cstheme="minorBidi" w:eastAsiaTheme="minorEastAsia" w:hAnsiTheme="minorHAnsi"/>
         <w:sz w:val="24"/>
         <w:szCs w:val="24"/>
-        <w:lang w:bidi="ar-SA" w:eastAsia="en-US" w:val="en-US"/>
+        <w:lang w:bidi="ar-SA" w:eastAsia="zh-CN" w:val="en-US"/>
       </w:rPr>
     </w:rPrDefault>
     <w:pPrDefault>
@@ -4715,13 +4715,6 @@
       </w:tblCellMar>
     </w:tblPr>
     <w:tblStylePr w:type="firstRow">
-      <w:tblPr>
-        <w:jc w:val="left"/>
-        <w:tblInd w:type="dxa" w:w="0"/>
-      </w:tblPr>
-      <w:trPr>
-        <w:jc w:val="left"/>
-      </w:trPr>
       <w:tcPr>
         <w:tcBorders>
           <w:bottom w:val="single"/>

--- a/posts/ann-classification1/index.docx
+++ b/posts/ann-classification1/index.docx
@@ -1877,7 +1877,7 @@
       <w:r>
         <w:drawing>
           <wp:inline>
-            <wp:extent cx="4371975" cy="3448050"/>
+            <wp:extent cx="4276725" cy="3448050"/>
             <wp:effectExtent b="0" l="0" r="0" t="0"/>
             <wp:docPr descr="" title="" id="16" name="Picture"/>
             <a:graphic>
@@ -1898,7 +1898,7 @@
                   <pic:spPr bwMode="auto">
                     <a:xfrm>
                       <a:off x="0" y="0"/>
-                      <a:ext cx="4371975" cy="3448050"/>
+                      <a:ext cx="4276725" cy="3448050"/>
                     </a:xfrm>
                     <a:prstGeom prst="rect">
                       <a:avLst/>

--- a/posts/ann-classification1/index.docx
+++ b/posts/ann-classification1/index.docx
@@ -1877,7 +1877,7 @@
       <w:r>
         <w:drawing>
           <wp:inline>
-            <wp:extent cx="4276725" cy="3448050"/>
+            <wp:extent cx="4371975" cy="3448050"/>
             <wp:effectExtent b="0" l="0" r="0" t="0"/>
             <wp:docPr descr="" title="" id="16" name="Picture"/>
             <a:graphic>
@@ -1898,7 +1898,7 @@
                   <pic:spPr bwMode="auto">
                     <a:xfrm>
                       <a:off x="0" y="0"/>
-                      <a:ext cx="4276725" cy="3448050"/>
+                      <a:ext cx="4371975" cy="3448050"/>
                     </a:xfrm>
                     <a:prstGeom prst="rect">
                       <a:avLst/>
